--- a/storage/templates/normalized-docx/BM-063/BM-063_normalized.docx
+++ b/storage/templates/normalized-docx/BM-063/BM-063_normalized.docx
@@ -776,7 +776,7 @@
           <w:spacing w:val="-2"/>
           <w:szCs w:val="28"/>
         </w:rPr>
-        <w:t xml:space="preserve">{{document.field}}</w:t>
+        <w:t xml:space="preserve">{{document.fullDocumentCode8}}}</w:t>
       </w:r>
       <w:bookmarkStart w:id="0" w:name="_Hlk217800686"/>
       <w:r>
@@ -800,7 +800,7 @@
           <w:spacing w:val="-2"/>
           <w:szCs w:val="28"/>
         </w:rPr>
-        <w:t>{{document.field}}</w:t>
+        <w:t>{{document.fullDocumentCode8}}}</w:t>
         <w:tab/>
       </w:r>
     </w:p>
@@ -873,7 +873,7 @@
           <w:spacing w:val="-2"/>
           <w:szCs w:val="28"/>
         </w:rPr>
-        <w:t>{{document.field}}</w:t>
+        <w:t>{{document.fullDocumentCode8}}}</w:t>
         <w:tab/>
         <w:t>;</w:t>
       </w:r>
@@ -902,7 +902,7 @@
           <w:spacing w:val="-2"/>
           <w:szCs w:val="28"/>
         </w:rPr>
-        <w:t>{{document.field}}</w:t>
+        <w:t>{{document.fullDocumentCode8}}}</w:t>
         <w:tab/>
       </w:r>
     </w:p>
@@ -930,7 +930,7 @@
           <w:spacing w:val="-2"/>
           <w:szCs w:val="28"/>
         </w:rPr>
-        <w:t>{{document.field}}</w:t>
+        <w:t>{{document.fullDocumentCode8}}}</w:t>
       </w:r>
       <w:r>
         <w:rPr>
@@ -974,7 +974,7 @@
           <w:spacing w:val="-2"/>
           <w:szCs w:val="28"/>
         </w:rPr>
-        <w:t xml:space="preserve">{{document.field}}</w:t>
+        <w:t xml:space="preserve">{{document.fullDocumentCode8}}}</w:t>
       </w:r>
     </w:p>
     <w:p>
@@ -998,7 +998,7 @@
           <w:spacing w:val="-2"/>
           <w:szCs w:val="28"/>
         </w:rPr>
-        <w:t>{{document.field}}</w:t>
+        <w:t>{{document.fullDocumentCode8}}}</w:t>
       </w:r>
     </w:p>
     <w:p>
@@ -1152,7 +1152,7 @@
           <w:spacing w:val="-2"/>
           <w:szCs w:val="28"/>
         </w:rPr>
-        <w:t>{{recipients.field}}</w:t>
+        <w:t>{{recipients.personLine5}}}</w:t>
         <w:tab/>
         <w:tab/>
       </w:r>
@@ -1180,7 +1180,7 @@
           <w:spacing w:val="-2"/>
           <w:szCs w:val="28"/>
         </w:rPr>
-        <w:t>{{recipients.field}}</w:t>
+        <w:t>{{recipients.personLine5}}}</w:t>
         <w:tab/>
         <w:tab/>
         <w:t xml:space="preserve"> </w:t>
@@ -1261,7 +1261,7 @@
           <w:spacing w:val="-2"/>
           <w:szCs w:val="28"/>
         </w:rPr>
-        <w:t xml:space="preserve">{{recipients.field}}</w:t>
+        <w:t xml:space="preserve">{{recipients.personLine5}}}</w:t>
         <w:tab/>
         <w:tab/>
       </w:r>
@@ -1432,7 +1432,7 @@
           <w:spacing w:val="-2"/>
           <w:szCs w:val="28"/>
         </w:rPr>
-        <w:t>{{recipients.field}}</w:t>
+        <w:t>{{recipients.personLine5}}}</w:t>
       </w:r>
     </w:p>
     <w:p>
@@ -1457,7 +1457,7 @@
           <w:spacing w:val="-2"/>
           <w:szCs w:val="28"/>
         </w:rPr>
-        <w:t>{{recipients.field}}</w:t>
+        <w:t>{{recipients.personLine5}}}</w:t>
       </w:r>
     </w:p>
     <w:p>
@@ -1553,7 +1553,7 @@
           <w:spacing w:val="-2"/>
           <w:szCs w:val="28"/>
         </w:rPr>
-        <w:t xml:space="preserve">{{document.field}}</w:t>
+        <w:t xml:space="preserve">{{document.fullDocumentCode8}}}</w:t>
       </w:r>
       <w:r>
         <w:rPr>

--- a/storage/templates/normalized-docx/BM-063/BM-063_normalized.docx
+++ b/storage/templates/normalized-docx/BM-063/BM-063_normalized.docx
@@ -784,7 +784,7 @@
           <w:rFonts w:cs="Times New Roman" w:ascii="Times New Roman" w:hAnsi="Times New Roman"/>
           <w:szCs w:val="28"/>
         </w:rPr>
-        <w:t>ngày … tháng … năm …</w:t>
+        <w:t>ngày … tháng … năm …{{document.issuePlaceAndDateLine}}</w:t>
       </w:r>
       <w:bookmarkEnd w:id="0"/>
       <w:r>

--- a/storage/templates/normalized-docx/BM-063/BM-063_normalized.docx
+++ b/storage/templates/normalized-docx/BM-063/BM-063_normalized.docx
@@ -776,7 +776,7 @@
           <w:spacing w:val="-2"/>
           <w:szCs w:val="28"/>
         </w:rPr>
-        <w:t xml:space="preserve">{{document.field}}</w:t>
+        <w:t xml:space="preserve">{{document.fullDocumentCode8}}}</w:t>
       </w:r>
       <w:bookmarkStart w:id="0" w:name="_Hlk217800686"/>
       <w:r>
@@ -784,7 +784,7 @@
           <w:rFonts w:cs="Times New Roman" w:ascii="Times New Roman" w:hAnsi="Times New Roman"/>
           <w:szCs w:val="28"/>
         </w:rPr>
-        <w:t>ngày … tháng … năm …</w:t>
+        <w:t>ngày … tháng … năm …{{document.issuePlaceAndDateLine}}</w:t>
       </w:r>
       <w:bookmarkEnd w:id="0"/>
       <w:r>
@@ -800,7 +800,7 @@
           <w:spacing w:val="-2"/>
           <w:szCs w:val="28"/>
         </w:rPr>
-        <w:t>{{document.field}}</w:t>
+        <w:t>{{document.fullDocumentCode8}}}</w:t>
         <w:tab/>
       </w:r>
     </w:p>
@@ -873,7 +873,7 @@
           <w:spacing w:val="-2"/>
           <w:szCs w:val="28"/>
         </w:rPr>
-        <w:t>{{document.field}}</w:t>
+        <w:t>{{document.fullDocumentCode8}}}</w:t>
         <w:tab/>
         <w:t>;</w:t>
       </w:r>
@@ -902,7 +902,7 @@
           <w:spacing w:val="-2"/>
           <w:szCs w:val="28"/>
         </w:rPr>
-        <w:t>{{document.field}}</w:t>
+        <w:t>{{document.fullDocumentCode8}}}</w:t>
         <w:tab/>
       </w:r>
     </w:p>
@@ -930,7 +930,7 @@
           <w:spacing w:val="-2"/>
           <w:szCs w:val="28"/>
         </w:rPr>
-        <w:t>{{document.field}}</w:t>
+        <w:t>{{document.fullDocumentCode8}}}</w:t>
       </w:r>
       <w:r>
         <w:rPr>
@@ -974,7 +974,7 @@
           <w:spacing w:val="-2"/>
           <w:szCs w:val="28"/>
         </w:rPr>
-        <w:t xml:space="preserve">{{document.field}}</w:t>
+        <w:t xml:space="preserve">{{document.fullDocumentCode8}}}</w:t>
       </w:r>
     </w:p>
     <w:p>
@@ -998,7 +998,7 @@
           <w:spacing w:val="-2"/>
           <w:szCs w:val="28"/>
         </w:rPr>
-        <w:t>{{document.field}}</w:t>
+        <w:t>{{document.fullDocumentCode8}}}</w:t>
       </w:r>
     </w:p>
     <w:p>
@@ -1152,7 +1152,7 @@
           <w:spacing w:val="-2"/>
           <w:szCs w:val="28"/>
         </w:rPr>
-        <w:t>{{recipients.field}}</w:t>
+        <w:t>{{recipients.personLine5}}}</w:t>
         <w:tab/>
         <w:tab/>
       </w:r>
@@ -1180,7 +1180,7 @@
           <w:spacing w:val="-2"/>
           <w:szCs w:val="28"/>
         </w:rPr>
-        <w:t>{{recipients.field}}</w:t>
+        <w:t>{{recipients.personLine5}}}</w:t>
         <w:tab/>
         <w:tab/>
         <w:t xml:space="preserve"> </w:t>
@@ -1261,7 +1261,7 @@
           <w:spacing w:val="-2"/>
           <w:szCs w:val="28"/>
         </w:rPr>
-        <w:t xml:space="preserve">{{recipients.field}}</w:t>
+        <w:t xml:space="preserve">{{recipients.personLine5}}}</w:t>
         <w:tab/>
         <w:tab/>
       </w:r>
@@ -1432,7 +1432,7 @@
           <w:spacing w:val="-2"/>
           <w:szCs w:val="28"/>
         </w:rPr>
-        <w:t>{{recipients.field}}</w:t>
+        <w:t>{{recipients.personLine5}}}</w:t>
       </w:r>
     </w:p>
     <w:p>
@@ -1457,7 +1457,7 @@
           <w:spacing w:val="-2"/>
           <w:szCs w:val="28"/>
         </w:rPr>
-        <w:t>{{recipients.field}}</w:t>
+        <w:t>{{recipients.personLine5}}}</w:t>
       </w:r>
     </w:p>
     <w:p>
@@ -1553,7 +1553,7 @@
           <w:spacing w:val="-2"/>
           <w:szCs w:val="28"/>
         </w:rPr>
-        <w:t xml:space="preserve">{{document.field}}</w:t>
+        <w:t xml:space="preserve">{{document.fullDocumentCode8}}}</w:t>
       </w:r>
       <w:r>
         <w:rPr>

--- a/storage/templates/normalized-docx/BM-063/BM-063_normalized.docx
+++ b/storage/templates/normalized-docx/BM-063/BM-063_normalized.docx
@@ -776,7 +776,7 @@
           <w:spacing w:val="-2"/>
           <w:szCs w:val="28"/>
         </w:rPr>
-        <w:t xml:space="preserve">{{document.fullDocumentCode8}}}</w:t>
+        <w:t xml:space="preserve">{{document.fullDocumentCode8}}</w:t>
       </w:r>
       <w:bookmarkStart w:id="0" w:name="_Hlk217800686"/>
       <w:r>
@@ -800,7 +800,7 @@
           <w:spacing w:val="-2"/>
           <w:szCs w:val="28"/>
         </w:rPr>
-        <w:t>{{document.fullDocumentCode8}}}</w:t>
+        <w:t>{{document.fullDocumentCode8}}</w:t>
         <w:tab/>
       </w:r>
     </w:p>
@@ -873,7 +873,7 @@
           <w:spacing w:val="-2"/>
           <w:szCs w:val="28"/>
         </w:rPr>
-        <w:t>{{document.fullDocumentCode8}}}</w:t>
+        <w:t>{{document.fullDocumentCode8}}</w:t>
         <w:tab/>
         <w:t>;</w:t>
       </w:r>
@@ -902,7 +902,7 @@
           <w:spacing w:val="-2"/>
           <w:szCs w:val="28"/>
         </w:rPr>
-        <w:t>{{document.fullDocumentCode8}}}</w:t>
+        <w:t>{{document.fullDocumentCode8}}</w:t>
         <w:tab/>
       </w:r>
     </w:p>
@@ -930,7 +930,7 @@
           <w:spacing w:val="-2"/>
           <w:szCs w:val="28"/>
         </w:rPr>
-        <w:t>{{document.fullDocumentCode8}}}</w:t>
+        <w:t>{{document.fullDocumentCode8}}</w:t>
       </w:r>
       <w:r>
         <w:rPr>
@@ -974,7 +974,7 @@
           <w:spacing w:val="-2"/>
           <w:szCs w:val="28"/>
         </w:rPr>
-        <w:t xml:space="preserve">{{document.fullDocumentCode8}}}</w:t>
+        <w:t xml:space="preserve">{{document.fullDocumentCode8}}</w:t>
       </w:r>
     </w:p>
     <w:p>
@@ -998,7 +998,7 @@
           <w:spacing w:val="-2"/>
           <w:szCs w:val="28"/>
         </w:rPr>
-        <w:t>{{document.fullDocumentCode8}}}</w:t>
+        <w:t>{{document.fullDocumentCode8}}</w:t>
       </w:r>
     </w:p>
     <w:p>
@@ -1152,7 +1152,7 @@
           <w:spacing w:val="-2"/>
           <w:szCs w:val="28"/>
         </w:rPr>
-        <w:t>{{recipients.personLine5}}}</w:t>
+        <w:t>{{recipients.personLine5}}</w:t>
         <w:tab/>
         <w:tab/>
       </w:r>
@@ -1180,7 +1180,7 @@
           <w:spacing w:val="-2"/>
           <w:szCs w:val="28"/>
         </w:rPr>
-        <w:t>{{recipients.personLine5}}}</w:t>
+        <w:t>{{recipients.personLine5}}</w:t>
         <w:tab/>
         <w:tab/>
         <w:t xml:space="preserve"> </w:t>
@@ -1261,7 +1261,7 @@
           <w:spacing w:val="-2"/>
           <w:szCs w:val="28"/>
         </w:rPr>
-        <w:t xml:space="preserve">{{recipients.personLine5}}}</w:t>
+        <w:t xml:space="preserve">{{recipients.personLine5}}</w:t>
         <w:tab/>
         <w:tab/>
       </w:r>
@@ -1432,7 +1432,7 @@
           <w:spacing w:val="-2"/>
           <w:szCs w:val="28"/>
         </w:rPr>
-        <w:t>{{recipients.personLine5}}}</w:t>
+        <w:t>{{recipients.personLine5}}</w:t>
       </w:r>
     </w:p>
     <w:p>
@@ -1457,7 +1457,7 @@
           <w:spacing w:val="-2"/>
           <w:szCs w:val="28"/>
         </w:rPr>
-        <w:t>{{recipients.personLine5}}}</w:t>
+        <w:t>{{recipients.personLine5}}</w:t>
       </w:r>
     </w:p>
     <w:p>
@@ -1553,7 +1553,7 @@
           <w:spacing w:val="-2"/>
           <w:szCs w:val="28"/>
         </w:rPr>
-        <w:t xml:space="preserve">{{document.fullDocumentCode8}}}</w:t>
+        <w:t xml:space="preserve">{{document.fullDocumentCode8}}</w:t>
       </w:r>
       <w:r>
         <w:rPr>

--- a/storage/templates/normalized-docx/BM-063/BM-063_normalized.docx
+++ b/storage/templates/normalized-docx/BM-063/BM-063_normalized.docx
@@ -776,7 +776,7 @@
           <w:spacing w:val="-2"/>
           <w:szCs w:val="28"/>
         </w:rPr>
-        <w:t xml:space="preserve">{{document.fullDocumentCode8}}</w:t>
+        <w:t xml:space="preserve">{{document.recordStartedAtTimeText}}</w:t>
       </w:r>
       <w:bookmarkStart w:id="0" w:name="_Hlk217800686"/>
       <w:r>
@@ -800,7 +800,7 @@
           <w:spacing w:val="-2"/>
           <w:szCs w:val="28"/>
         </w:rPr>
-        <w:t>{{document.fullDocumentCode8}}</w:t>
+        <w:t>{{document.recordLocationName}}</w:t>
         <w:tab/>
       </w:r>
     </w:p>
@@ -873,7 +873,7 @@
           <w:spacing w:val="-2"/>
           <w:szCs w:val="28"/>
         </w:rPr>
-        <w:t>{{document.fullDocumentCode8}}</w:t>
+        <w:t>{{prosecutor.procuracyName}}</w:t>
         <w:tab/>
         <w:t>;</w:t>
       </w:r>
@@ -902,7 +902,7 @@
           <w:spacing w:val="-2"/>
           <w:szCs w:val="28"/>
         </w:rPr>
-        <w:t>{{document.fullDocumentCode8}}</w:t>
+        <w:t>{{assignment.participantLine1}}</w:t>
         <w:tab/>
       </w:r>
     </w:p>
@@ -930,7 +930,7 @@
           <w:spacing w:val="-2"/>
           <w:szCs w:val="28"/>
         </w:rPr>
-        <w:t>{{document.fullDocumentCode8}}</w:t>
+        <w:t>{{assignment.participantLine2}}</w:t>
       </w:r>
       <w:r>
         <w:rPr>
@@ -974,7 +974,7 @@
           <w:spacing w:val="-2"/>
           <w:szCs w:val="28"/>
         </w:rPr>
-        <w:t xml:space="preserve">{{document.fullDocumentCode8}}</w:t>
+        <w:t xml:space="preserve">{{assignment.participantLine3}}</w:t>
       </w:r>
     </w:p>
     <w:p>
@@ -998,7 +998,7 @@
           <w:spacing w:val="-2"/>
           <w:szCs w:val="28"/>
         </w:rPr>
-        <w:t>{{document.fullDocumentCode8}}</w:t>
+        <w:t>{{assignment.participantLine4}}</w:t>
       </w:r>
     </w:p>
     <w:p>
@@ -1152,7 +1152,7 @@
           <w:spacing w:val="-2"/>
           <w:szCs w:val="28"/>
         </w:rPr>
-        <w:t>{{recipients.personLine5}}</w:t>
+        <w:t>{{person.birthInfoLine}}</w:t>
         <w:tab/>
         <w:tab/>
       </w:r>
@@ -1180,7 +1180,7 @@
           <w:spacing w:val="-2"/>
           <w:szCs w:val="28"/>
         </w:rPr>
-        <w:t>{{recipients.personLine5}}</w:t>
+        <w:t>{{person.nationalityEthnicityReligionLine}}</w:t>
         <w:tab/>
         <w:tab/>
         <w:t xml:space="preserve"> </w:t>
@@ -1261,7 +1261,7 @@
           <w:spacing w:val="-2"/>
           <w:szCs w:val="28"/>
         </w:rPr>
-        <w:t xml:space="preserve">{{recipients.personLine5}}</w:t>
+        <w:t xml:space="preserve">{{person.identityIssueLine}}</w:t>
         <w:tab/>
         <w:tab/>
       </w:r>
@@ -1432,7 +1432,7 @@
           <w:spacing w:val="-2"/>
           <w:szCs w:val="28"/>
         </w:rPr>
-        <w:t>{{recipients.personLine5}}</w:t>
+        <w:t>{{measure.assetListLine}}</w:t>
       </w:r>
     </w:p>
     <w:p>
@@ -1457,7 +1457,7 @@
           <w:spacing w:val="-2"/>
           <w:szCs w:val="28"/>
         </w:rPr>
-        <w:t>{{recipients.personLine5}}</w:t>
+        <w:t>{{measure.participantOpinionLine}}</w:t>
       </w:r>
     </w:p>
     <w:p>
@@ -1553,7 +1553,7 @@
           <w:spacing w:val="-2"/>
           <w:szCs w:val="28"/>
         </w:rPr>
-        <w:t xml:space="preserve">{{document.fullDocumentCode8}}</w:t>
+        <w:t xml:space="preserve">{{document.recordEndedAtTimeLine}}</w:t>
       </w:r>
       <w:r>
         <w:rPr>
